--- a/Draft_Versions/2026-09-13/PFPJ_Minab_Master_Exhibit_Dossier_Annex_2026-09-13_Draft.docx
+++ b/Draft_Versions/2026-09-13/PFPJ_Minab_Master_Exhibit_Dossier_Annex_2026-09-13_Draft.docx
@@ -2729,7 +2729,7 @@
           <w:color w:val="1E293B"/>
           <w:sz w:val="19"/>
         </w:rPr>
-        <w:t xml:space="preserve">Crucially, the IRGC naval warehouse 42 meters to the north suffered only superficial blast-wave window shattering, confirming that </w:t>
+        <w:t xml:space="preserve">The IRGC naval warehouse 42 meters to the north suffered only superficial blast-wave window shattering, confirming that </w:t>
       </w:r>
       <w:r>
         <w:rPr>
@@ -2738,7 +2738,7 @@
           <w:color w:val="1E293B"/>
           <w:sz w:val="19"/>
         </w:rPr>
-        <w:t>the kinetic energy was centered 100% upon the civilian school building</w:t>
+        <w:t>the kinetic energy centered on the civilian school building</w:t>
       </w:r>
       <w:r>
         <w:rPr>
@@ -4316,7 +4316,7 @@
           <w:color w:val="1E293B"/>
           <w:sz w:val="19"/>
         </w:rPr>
-        <w:t xml:space="preserve">Under Joint Forces Air Component Commander (JFACC) tasking orders, the southern Iranian coastal sector—including Hormozgan Province, the Strait of Hormuz, and Minab—was assigned </w:t>
+        <w:t xml:space="preserve">Under Joint Forces Air Component Commander (JFACC) tasking orders, the southern Iranian coastal sector, including Hormozgan Province, the Strait of Hormuz, and Minab, was assigned </w:t>
       </w:r>
       <w:r>
         <w:rPr>
@@ -5232,7 +5232,7 @@
           <w:color w:val="1E293B"/>
           <w:sz w:val="19"/>
         </w:rPr>
-        <w:t xml:space="preserve"> Technical evaluation of automated targeting algorithms utilized during Operation Epic Fury.</w:t>
+        <w:t xml:space="preserve"> Technical evaluation of automated targeting algorithms used during Operation Epic Fury.</w:t>
       </w:r>
     </w:p>
     <w:p>
@@ -5268,7 +5268,7 @@
           <w:color w:val="1E293B"/>
           <w:sz w:val="19"/>
         </w:rPr>
-        <w:t>CENTCOM utilized automated algorithmic target recognition software (Project Maven and associated automated target generation pipelines) to rapidly compile Day 1 strike packages.</w:t>
+        <w:t>CENTCOM used automated algorithmic target recognition software (Project Maven and associated automated target generation pipelines) to compile Day 1 strike packages.</w:t>
       </w:r>
     </w:p>
     <w:p>
@@ -10785,7 +10785,7 @@
           <w:color w:val="1E293B"/>
           <w:sz w:val="19"/>
         </w:rPr>
-        <w:t xml:space="preserve"> Completes the comprehensive 100% individual biographical and photographic memorial record for every single life lost in the attack.</w:t>
+        <w:t xml:space="preserve"> Completes the individual biographical and photographic memorial record for each person killed in the attack.</w:t>
       </w:r>
     </w:p>
     <w:p>
